--- a/06/docs/answer/answer.docx
+++ b/06/docs/answer/answer.docx
@@ -165,7 +165,7 @@
               <w:rPr>
                 <w:rFonts w:hint="eastAsia"/>
               </w:rPr>
-              <w:t xml:space="preserve">作业编号</w:t>
+              <w:t xml:space="preserve">源题编号</w:t>
             </w:r>
           </w:p>
         </w:tc>
@@ -181,38 +181,6 @@
                 <w:rStyle w:val="VerbatimChar"/>
               </w:rPr>
               <w:t xml:space="preserve">HW07</w:t>
-            </w:r>
-          </w:p>
-        </w:tc>
-      </w:tr>
-      <w:tr>
-        <w:tc>
-          <w:tcPr/>
-          <w:p>
-            <w:pPr>
-              <w:pStyle w:val="Compact"/>
-              <w:jc w:val="left"/>
-            </w:pPr>
-            <w:r>
-              <w:rPr>
-                <w:rFonts w:hint="eastAsia"/>
-              </w:rPr>
-              <w:t xml:space="preserve">作业目录</w:t>
-            </w:r>
-          </w:p>
-        </w:tc>
-        <w:tc>
-          <w:tcPr/>
-          <w:p>
-            <w:pPr>
-              <w:pStyle w:val="Compact"/>
-              <w:jc w:val="left"/>
-            </w:pPr>
-            <w:r>
-              <w:rPr>
-                <w:rStyle w:val="VerbatimChar"/>
-              </w:rPr>
-              <w:t xml:space="preserve">HW/06</w:t>
             </w:r>
           </w:p>
         </w:tc>
@@ -345,83 +313,6 @@
                 <w:rStyle w:val="VerbatimChar"/>
               </w:rPr>
               <w:t xml:space="preserve">pypandoc</w:t>
-            </w:r>
-          </w:p>
-        </w:tc>
-      </w:tr>
-      <w:tr>
-        <w:tc>
-          <w:tcPr/>
-          <w:p>
-            <w:pPr>
-              <w:pStyle w:val="Compact"/>
-              <w:jc w:val="left"/>
-            </w:pPr>
-            <w:r>
-              <w:rPr>
-                <w:rFonts w:hint="eastAsia"/>
-              </w:rPr>
-              <w:t xml:space="preserve">报告说明</w:t>
-            </w:r>
-          </w:p>
-        </w:tc>
-        <w:tc>
-          <w:tcPr/>
-          <w:p>
-            <w:pPr>
-              <w:pStyle w:val="Compact"/>
-              <w:jc w:val="left"/>
-            </w:pPr>
-            <w:r>
-              <w:rPr>
-                <w:rFonts w:hint="eastAsia"/>
-              </w:rPr>
-              <w:t xml:space="preserve">正文按题目编号逐题组织；完整脚本位于</w:t>
-            </w:r>
-            <w:r>
-              <w:t xml:space="preserve"> </w:t>
-            </w:r>
-            <w:r>
-              <w:rPr>
-                <w:rStyle w:val="VerbatimChar"/>
-              </w:rPr>
-              <w:t xml:space="preserve">solution.py</w:t>
-            </w:r>
-            <w:r>
-              <w:t xml:space="preserve"> </w:t>
-            </w:r>
-            <w:r>
-              <w:rPr>
-                <w:rFonts w:hint="eastAsia"/>
-              </w:rPr>
-              <w:t xml:space="preserve">与</w:t>
-            </w:r>
-            <w:r>
-              <w:t xml:space="preserve"> </w:t>
-            </w:r>
-            <w:r>
-              <w:rPr>
-                <w:rStyle w:val="VerbatimChar"/>
-              </w:rPr>
-              <w:t xml:space="preserve">scripts/hw06_analysis.py</w:t>
-            </w:r>
-            <w:r>
-              <w:rPr>
-                <w:rFonts w:hint="eastAsia"/>
-              </w:rPr>
-              <w:t xml:space="preserve">，原始数值结果与图像位于</w:t>
-            </w:r>
-            <w:r>
-              <w:t xml:space="preserve"> </w:t>
-            </w:r>
-            <w:r>
-              <w:rPr>
-                <w:rStyle w:val="VerbatimChar"/>
-              </w:rPr>
-              <w:t xml:space="preserve">result/</w:t>
-            </w:r>
-            <w:r>
-              <w:t xml:space="preserve">。</w:t>
             </w:r>
           </w:p>
         </w:tc>

--- a/06/docs/answer/answer.docx
+++ b/06/docs/answer/answer.docx
@@ -318,12 +318,28 @@
         </w:tc>
       </w:tr>
     </w:tbl>
-    <w:bookmarkStart w:id="28" w:name="有限差分公式推导"/>
+    <w:bookmarkStart w:id="12" w:name="i.-有限差分公式推导"/>
     <w:p>
       <w:pPr>
         <w:pStyle w:val="Heading1"/>
       </w:pPr>
       <w:r>
+        <w:t xml:space="preserve">I. </w:t>
+      </w:r>
+      <w:r>
+        <w:rPr>
+          <w:rFonts w:hint="eastAsia"/>
+        </w:rPr>
+        <w:t xml:space="preserve">有限差分公式推导</w:t>
+      </w:r>
+    </w:p>
+    <w:bookmarkEnd w:id="12"/>
+    <w:bookmarkStart w:id="31" w:name="problem-1有限差分公式推导"/>
+    <w:p>
+      <w:pPr>
+        <w:pStyle w:val="Heading1"/>
+      </w:pPr>
+      <w:r>
         <w:rPr>
           <w:rStyle w:val="SectionNumber"/>
         </w:rPr>
@@ -333,13 +349,68 @@
         <w:tab/>
       </w:r>
       <w:r>
+        <w:t xml:space="preserve">Problem </w:t>
+      </w:r>
+      <w:r>
         <w:rPr>
           <w:rFonts w:hint="eastAsia"/>
         </w:rPr>
-        <w:t xml:space="preserve">有限差分公式推导</w:t>
-      </w:r>
-    </w:p>
-    <w:bookmarkStart w:id="16" w:name="题目陈述"/>
+        <w:t xml:space="preserve">1：有限差分公式推导</w:t>
+      </w:r>
+    </w:p>
+    <w:p>
+      <w:pPr>
+        <w:pStyle w:val="FirstParagraph"/>
+      </w:pPr>
+      <w:r>
+        <w:rPr>
+          <w:rFonts w:hint="eastAsia"/>
+        </w:rPr>
+        <w:t xml:space="preserve">相关脚本：</w:t>
+      </w:r>
+    </w:p>
+    <w:p>
+      <w:pPr>
+        <w:pStyle w:val="Compact"/>
+        <w:numPr>
+          <w:ilvl w:val="0"/>
+          <w:numId w:val="1001"/>
+        </w:numPr>
+      </w:pPr>
+      <w:hyperlink r:id="rId13">
+        <w:r>
+          <w:rPr>
+            <w:rStyle w:val="Hyperlink"/>
+            <w:rFonts w:hint="eastAsia"/>
+          </w:rPr>
+          <w:t xml:space="preserve">本地</w:t>
+        </w:r>
+        <w:r>
+          <w:rPr>
+            <w:rStyle w:val="Hyperlink"/>
+          </w:rPr>
+          <w:t xml:space="preserve"> scripts/problem1.py</w:t>
+        </w:r>
+      </w:hyperlink>
+    </w:p>
+    <w:p>
+      <w:pPr>
+        <w:pStyle w:val="Compact"/>
+        <w:numPr>
+          <w:ilvl w:val="0"/>
+          <w:numId w:val="1001"/>
+        </w:numPr>
+      </w:pPr>
+      <w:hyperlink r:id="rId14">
+        <w:r>
+          <w:rPr>
+            <w:rStyle w:val="Hyperlink"/>
+          </w:rPr>
+          <w:t xml:space="preserve">GitHub scripts/problem1.py</w:t>
+        </w:r>
+      </w:hyperlink>
+    </w:p>
+    <w:bookmarkStart w:id="19" w:name="待求问题"/>
     <w:p>
       <w:pPr>
         <w:pStyle w:val="Heading2"/>
@@ -357,7 +428,7 @@
         <w:rPr>
           <w:rFonts w:hint="eastAsia"/>
         </w:rPr>
-        <w:t xml:space="preserve">题目陈述</w:t>
+        <w:t xml:space="preserve">待求问题</w:t>
       </w:r>
     </w:p>
     <w:p>
@@ -415,7 +486,7 @@
         <w:t xml:space="preserve">的高阶有限差分公式。</w:t>
       </w:r>
     </w:p>
-    <w:bookmarkStart w:id="12" w:name="a"/>
+    <w:bookmarkStart w:id="15" w:name="a"/>
     <w:p>
       <w:pPr>
         <w:pStyle w:val="Heading3"/>
@@ -444,8 +515,8 @@
         <w:t xml:space="preserve">推导二阶导数的向前差分、向后差分与中心差分公式。</w:t>
       </w:r>
     </w:p>
-    <w:bookmarkEnd w:id="12"/>
-    <w:bookmarkStart w:id="13" w:name="b"/>
+    <w:bookmarkEnd w:id="15"/>
+    <w:bookmarkStart w:id="16" w:name="b"/>
     <w:p>
       <w:pPr>
         <w:pStyle w:val="Heading3"/>
@@ -474,8 +545,8 @@
         <w:t xml:space="preserve">推导三阶导数的向前差分、向后差分与中心差分公式。</w:t>
       </w:r>
     </w:p>
-    <w:bookmarkEnd w:id="13"/>
-    <w:bookmarkStart w:id="14" w:name="c"/>
+    <w:bookmarkEnd w:id="16"/>
+    <w:bookmarkStart w:id="17" w:name="c"/>
     <w:p>
       <w:pPr>
         <w:pStyle w:val="Heading3"/>
@@ -504,8 +575,8 @@
         <w:t xml:space="preserve">推导四阶导数的向前差分、向后差分与中心差分公式。</w:t>
       </w:r>
     </w:p>
-    <w:bookmarkEnd w:id="14"/>
-    <w:bookmarkStart w:id="15" w:name="d"/>
+    <w:bookmarkEnd w:id="17"/>
+    <w:bookmarkStart w:id="18" w:name="d"/>
     <w:p>
       <w:pPr>
         <w:pStyle w:val="Heading3"/>
@@ -534,9 +605,9 @@
         <w:t xml:space="preserve">推导五阶导数的向前差分、向后差分与中心差分公式。</w:t>
       </w:r>
     </w:p>
-    <w:bookmarkEnd w:id="15"/>
-    <w:bookmarkEnd w:id="16"/>
-    <w:bookmarkStart w:id="21" w:name="解决方案"/>
+    <w:bookmarkEnd w:id="18"/>
+    <w:bookmarkEnd w:id="19"/>
+    <w:bookmarkStart w:id="24" w:name="解决方式"/>
     <w:p>
       <w:pPr>
         <w:pStyle w:val="Heading2"/>
@@ -554,7 +625,7 @@
         <w:rPr>
           <w:rFonts w:hint="eastAsia"/>
         </w:rPr>
-        <w:t xml:space="preserve">解决方案</w:t>
+        <w:t xml:space="preserve">解决方式</w:t>
       </w:r>
     </w:p>
     <w:p>
@@ -1881,7 +1952,7 @@
         <w:t xml:space="preserve">下面按题目顺序求解这些系数。</w:t>
       </w:r>
     </w:p>
-    <w:bookmarkStart w:id="17" w:name="a-1"/>
+    <w:bookmarkStart w:id="20" w:name="a-1"/>
     <w:p>
       <w:pPr>
         <w:pStyle w:val="Heading3"/>
@@ -4278,8 +4349,8 @@
         </m:oMath>
       </m:oMathPara>
     </w:p>
-    <w:bookmarkEnd w:id="17"/>
-    <w:bookmarkStart w:id="18" w:name="b-1"/>
+    <w:bookmarkEnd w:id="20"/>
+    <w:bookmarkStart w:id="21" w:name="b-1"/>
     <w:p>
       <w:pPr>
         <w:pStyle w:val="Heading3"/>
@@ -6347,8 +6418,8 @@
         </m:oMath>
       </m:oMathPara>
     </w:p>
-    <w:bookmarkEnd w:id="18"/>
-    <w:bookmarkStart w:id="19" w:name="c-1"/>
+    <w:bookmarkEnd w:id="21"/>
+    <w:bookmarkStart w:id="22" w:name="c-1"/>
     <w:p>
       <w:pPr>
         <w:pStyle w:val="Heading3"/>
@@ -7799,8 +7870,8 @@
         </m:oMath>
       </m:oMathPara>
     </w:p>
-    <w:bookmarkEnd w:id="19"/>
-    <w:bookmarkStart w:id="20" w:name="d-1"/>
+    <w:bookmarkEnd w:id="22"/>
+    <w:bookmarkStart w:id="23" w:name="d-1"/>
     <w:p>
       <w:pPr>
         <w:pStyle w:val="Heading3"/>
@@ -9682,9 +9753,9 @@
         </m:oMath>
       </m:oMathPara>
     </w:p>
-    <w:bookmarkEnd w:id="20"/>
-    <w:bookmarkEnd w:id="21"/>
-    <w:bookmarkStart w:id="26" w:name="问题答案"/>
+    <w:bookmarkEnd w:id="23"/>
+    <w:bookmarkEnd w:id="24"/>
+    <w:bookmarkStart w:id="29" w:name="问题答案"/>
     <w:p>
       <w:pPr>
         <w:pStyle w:val="Heading2"/>
@@ -9705,7 +9776,7 @@
         <w:t xml:space="preserve">问题答案</w:t>
       </w:r>
     </w:p>
-    <w:bookmarkStart w:id="22" w:name="a-2"/>
+    <w:bookmarkStart w:id="25" w:name="a-2"/>
     <w:p>
       <w:pPr>
         <w:pStyle w:val="Heading3"/>
@@ -10274,8 +10345,8 @@
         </m:oMath>
       </m:oMathPara>
     </w:p>
-    <w:bookmarkEnd w:id="22"/>
-    <w:bookmarkStart w:id="23" w:name="b-2"/>
+    <w:bookmarkEnd w:id="25"/>
+    <w:bookmarkStart w:id="26" w:name="b-2"/>
     <w:p>
       <w:pPr>
         <w:pStyle w:val="Heading3"/>
@@ -10991,8 +11062,8 @@
         </m:oMath>
       </m:oMathPara>
     </w:p>
-    <w:bookmarkEnd w:id="23"/>
-    <w:bookmarkStart w:id="24" w:name="c-2"/>
+    <w:bookmarkEnd w:id="26"/>
+    <w:bookmarkStart w:id="27" w:name="c-2"/>
     <w:p>
       <w:pPr>
         <w:pStyle w:val="Heading3"/>
@@ -11768,8 +11839,8 @@
         </m:oMath>
       </m:oMathPara>
     </w:p>
-    <w:bookmarkEnd w:id="24"/>
-    <w:bookmarkStart w:id="25" w:name="d-2"/>
+    <w:bookmarkEnd w:id="27"/>
+    <w:bookmarkStart w:id="28" w:name="d-2"/>
     <w:p>
       <w:pPr>
         <w:pStyle w:val="Heading3"/>
@@ -12665,9 +12736,9 @@
         </m:oMath>
       </m:oMathPara>
     </w:p>
-    <w:bookmarkEnd w:id="25"/>
-    <w:bookmarkEnd w:id="26"/>
-    <w:bookmarkStart w:id="27" w:name="讨论和扩展"/>
+    <w:bookmarkEnd w:id="28"/>
+    <w:bookmarkEnd w:id="29"/>
+    <w:bookmarkStart w:id="30" w:name="分析"/>
     <w:p>
       <w:pPr>
         <w:pStyle w:val="Heading2"/>
@@ -12685,7 +12756,7 @@
         <w:rPr>
           <w:rFonts w:hint="eastAsia"/>
         </w:rPr>
-        <w:t xml:space="preserve">讨论和扩展</w:t>
+        <w:t xml:space="preserve">分析</w:t>
       </w:r>
     </w:p>
     <w:p>
@@ -12769,14 +12840,30 @@
         <w:t xml:space="preserve">。这也是后续数值实验中中心差分整体优于单侧差分的根本原因。</w:t>
       </w:r>
     </w:p>
-    <w:bookmarkEnd w:id="27"/>
-    <w:bookmarkEnd w:id="28"/>
-    <w:bookmarkStart w:id="42" w:name="表格数据上的一阶导数近似"/>
+    <w:bookmarkEnd w:id="30"/>
+    <w:bookmarkEnd w:id="31"/>
+    <w:bookmarkStart w:id="32" w:name="ii.-表格数据上的一阶导数近似"/>
     <w:p>
       <w:pPr>
         <w:pStyle w:val="Heading1"/>
       </w:pPr>
       <w:r>
+        <w:t xml:space="preserve">II. </w:t>
+      </w:r>
+      <w:r>
+        <w:rPr>
+          <w:rFonts w:hint="eastAsia"/>
+        </w:rPr>
+        <w:t xml:space="preserve">表格数据上的一阶导数近似</w:t>
+      </w:r>
+    </w:p>
+    <w:bookmarkEnd w:id="32"/>
+    <w:bookmarkStart w:id="48" w:name="problem-2表格数据上的一阶导数近似"/>
+    <w:p>
+      <w:pPr>
+        <w:pStyle w:val="Heading1"/>
+      </w:pPr>
+      <w:r>
         <w:rPr>
           <w:rStyle w:val="SectionNumber"/>
         </w:rPr>
@@ -12786,13 +12873,68 @@
         <w:tab/>
       </w:r>
       <w:r>
+        <w:t xml:space="preserve">Problem </w:t>
+      </w:r>
+      <w:r>
         <w:rPr>
           <w:rFonts w:hint="eastAsia"/>
         </w:rPr>
-        <w:t xml:space="preserve">表格数据上的一阶导数近似</w:t>
-      </w:r>
-    </w:p>
-    <w:bookmarkStart w:id="31" w:name="题目陈述-1"/>
+        <w:t xml:space="preserve">2：表格数据上的一阶导数近似</w:t>
+      </w:r>
+    </w:p>
+    <w:p>
+      <w:pPr>
+        <w:pStyle w:val="FirstParagraph"/>
+      </w:pPr>
+      <w:r>
+        <w:rPr>
+          <w:rFonts w:hint="eastAsia"/>
+        </w:rPr>
+        <w:t xml:space="preserve">相关脚本：</w:t>
+      </w:r>
+    </w:p>
+    <w:p>
+      <w:pPr>
+        <w:pStyle w:val="Compact"/>
+        <w:numPr>
+          <w:ilvl w:val="0"/>
+          <w:numId w:val="1002"/>
+        </w:numPr>
+      </w:pPr>
+      <w:hyperlink r:id="rId33">
+        <w:r>
+          <w:rPr>
+            <w:rStyle w:val="Hyperlink"/>
+            <w:rFonts w:hint="eastAsia"/>
+          </w:rPr>
+          <w:t xml:space="preserve">本地</w:t>
+        </w:r>
+        <w:r>
+          <w:rPr>
+            <w:rStyle w:val="Hyperlink"/>
+          </w:rPr>
+          <w:t xml:space="preserve"> scripts/problem2.py</w:t>
+        </w:r>
+      </w:hyperlink>
+    </w:p>
+    <w:p>
+      <w:pPr>
+        <w:pStyle w:val="Compact"/>
+        <w:numPr>
+          <w:ilvl w:val="0"/>
+          <w:numId w:val="1002"/>
+        </w:numPr>
+      </w:pPr>
+      <w:hyperlink r:id="rId34">
+        <w:r>
+          <w:rPr>
+            <w:rStyle w:val="Hyperlink"/>
+          </w:rPr>
+          <w:t xml:space="preserve">GitHub scripts/problem2.py</w:t>
+        </w:r>
+      </w:hyperlink>
+    </w:p>
+    <w:bookmarkStart w:id="37" w:name="待求问题-1"/>
     <w:p>
       <w:pPr>
         <w:pStyle w:val="Heading2"/>
@@ -12810,7 +12952,7 @@
         <w:rPr>
           <w:rFonts w:hint="eastAsia"/>
         </w:rPr>
-        <w:t xml:space="preserve">题目陈述</w:t>
+        <w:t xml:space="preserve">待求问题</w:t>
       </w:r>
     </w:p>
     <w:p>
@@ -12927,7 +13069,7 @@
         <w:t xml:space="preserve">，再将结果与解析真值进行比较。</w:t>
       </w:r>
     </w:p>
-    <w:bookmarkStart w:id="29" w:name="a-3"/>
+    <w:bookmarkStart w:id="35" w:name="a-3"/>
     <w:p>
       <w:pPr>
         <w:pStyle w:val="Heading3"/>
@@ -13068,8 +13210,8 @@
         <w:t xml:space="preserve">时的误差变化。</w:t>
       </w:r>
     </w:p>
-    <w:bookmarkEnd w:id="29"/>
-    <w:bookmarkStart w:id="30" w:name="b-3"/>
+    <w:bookmarkEnd w:id="35"/>
+    <w:bookmarkStart w:id="36" w:name="b-3"/>
     <w:p>
       <w:pPr>
         <w:pStyle w:val="Heading3"/>
@@ -13164,9 +13306,9 @@
         <w:t xml:space="preserve">时误差会出现什么变化，并解释其原因。</w:t>
       </w:r>
     </w:p>
-    <w:bookmarkEnd w:id="30"/>
-    <w:bookmarkEnd w:id="31"/>
-    <w:bookmarkStart w:id="34" w:name="解决方案-1"/>
+    <w:bookmarkEnd w:id="36"/>
+    <w:bookmarkEnd w:id="37"/>
+    <w:bookmarkStart w:id="40" w:name="解决方式-1"/>
     <w:p>
       <w:pPr>
         <w:pStyle w:val="Heading2"/>
@@ -13184,10 +13326,10 @@
         <w:rPr>
           <w:rFonts w:hint="eastAsia"/>
         </w:rPr>
-        <w:t xml:space="preserve">解决方案</w:t>
-      </w:r>
-    </w:p>
-    <w:bookmarkStart w:id="32" w:name="a-4"/>
+        <w:t xml:space="preserve">解决方式</w:t>
+      </w:r>
+    </w:p>
+    <w:bookmarkStart w:id="38" w:name="a-4"/>
     <w:p>
       <w:pPr>
         <w:pStyle w:val="Heading3"/>
@@ -13959,8 +14101,8 @@
         <w:t xml:space="preserve">比较。</w:t>
       </w:r>
     </w:p>
-    <w:bookmarkEnd w:id="32"/>
-    <w:bookmarkStart w:id="33" w:name="b-4"/>
+    <w:bookmarkEnd w:id="38"/>
+    <w:bookmarkStart w:id="39" w:name="b-4"/>
     <w:p>
       <w:pPr>
         <w:pStyle w:val="Heading3"/>
@@ -14098,9 +14240,9 @@
         <w:t xml:space="preserve">的变化。</w:t>
       </w:r>
     </w:p>
-    <w:bookmarkEnd w:id="33"/>
-    <w:bookmarkEnd w:id="34"/>
-    <w:bookmarkStart w:id="40" w:name="问题答案-1"/>
+    <w:bookmarkEnd w:id="39"/>
+    <w:bookmarkEnd w:id="40"/>
+    <w:bookmarkStart w:id="46" w:name="问题答案-1"/>
     <w:p>
       <w:pPr>
         <w:pStyle w:val="Heading2"/>
@@ -14121,7 +14263,7 @@
         <w:t xml:space="preserve">问题答案</w:t>
       </w:r>
     </w:p>
-    <w:bookmarkStart w:id="38" w:name="a-5"/>
+    <w:bookmarkStart w:id="44" w:name="a-5"/>
     <w:p>
       <w:pPr>
         <w:pStyle w:val="Heading3"/>
@@ -15320,18 +15462,18 @@
           <wp:inline>
             <wp:extent cx="4907280" cy="3201982"/>
             <wp:effectExtent b="0" l="0" r="0" t="0"/>
-            <wp:docPr descr="Problem 2 error curves" title="" id="36" name="Picture"/>
+            <wp:docPr descr="Problem 2 error curves" title="" id="42" name="Picture"/>
             <a:graphic>
               <a:graphicData uri="http://schemas.openxmlformats.org/drawingml/2006/picture">
                 <pic:pic>
                   <pic:nvPicPr>
-                    <pic:cNvPr descr="../../result/problem2_error_curves.png" id="37" name="Picture"/>
+                    <pic:cNvPr descr="../../result/problem2_error_curves.png" id="43" name="Picture"/>
                     <pic:cNvPicPr>
                       <a:picLocks noChangeArrowheads="1" noChangeAspect="1"/>
                     </pic:cNvPicPr>
                   </pic:nvPicPr>
                   <pic:blipFill>
-                    <a:blip r:embed="rId35"/>
+                    <a:blip r:embed="rId41"/>
                     <a:stretch>
                       <a:fillRect/>
                     </a:stretch>
@@ -15366,8 +15508,8 @@
         <w:t xml:space="preserve">Problem 2 error curves</w:t>
       </w:r>
     </w:p>
-    <w:bookmarkEnd w:id="38"/>
-    <w:bookmarkStart w:id="39" w:name="b-5"/>
+    <w:bookmarkEnd w:id="44"/>
+    <w:bookmarkStart w:id="45" w:name="b-5"/>
     <w:p>
       <w:pPr>
         <w:pStyle w:val="Heading3"/>
@@ -15557,9 +15699,9 @@
         <w:t xml:space="preserve">，舍入误差因此被进一步放大。</w:t>
       </w:r>
     </w:p>
-    <w:bookmarkEnd w:id="39"/>
-    <w:bookmarkEnd w:id="40"/>
-    <w:bookmarkStart w:id="41" w:name="讨论和扩展-1"/>
+    <w:bookmarkEnd w:id="45"/>
+    <w:bookmarkEnd w:id="46"/>
+    <w:bookmarkStart w:id="47" w:name="分析-1"/>
     <w:p>
       <w:pPr>
         <w:pStyle w:val="Heading2"/>
@@ -15577,7 +15719,7 @@
         <w:rPr>
           <w:rFonts w:hint="eastAsia"/>
         </w:rPr>
-        <w:t xml:space="preserve">讨论和扩展</w:t>
+        <w:t xml:space="preserve">分析</w:t>
       </w:r>
     </w:p>
     <w:p>
@@ -15594,14 +15736,30 @@
         <w:t xml:space="preserve">的函数规模适中，因此高阶中心差分可以把截断误差压到非常低的水平。误差曲线先降后升的形状说明：数值微分的最优精度来自截断误差与舍入误差之间的平衡，而不是来自无限制地缩小步长。</w:t>
       </w:r>
     </w:p>
-    <w:bookmarkEnd w:id="41"/>
-    <w:bookmarkEnd w:id="42"/>
-    <w:bookmarkStart w:id="56" w:name="表格数据上的二阶导数近似"/>
+    <w:bookmarkEnd w:id="47"/>
+    <w:bookmarkEnd w:id="48"/>
+    <w:bookmarkStart w:id="49" w:name="iii.-表格数据上的二阶导数近似"/>
     <w:p>
       <w:pPr>
         <w:pStyle w:val="Heading1"/>
       </w:pPr>
       <w:r>
+        <w:t xml:space="preserve">III. </w:t>
+      </w:r>
+      <w:r>
+        <w:rPr>
+          <w:rFonts w:hint="eastAsia"/>
+        </w:rPr>
+        <w:t xml:space="preserve">表格数据上的二阶导数近似</w:t>
+      </w:r>
+    </w:p>
+    <w:bookmarkEnd w:id="49"/>
+    <w:bookmarkStart w:id="65" w:name="problem-3表格数据上的二阶导数近似"/>
+    <w:p>
+      <w:pPr>
+        <w:pStyle w:val="Heading1"/>
+      </w:pPr>
+      <w:r>
         <w:rPr>
           <w:rStyle w:val="SectionNumber"/>
         </w:rPr>
@@ -15611,13 +15769,68 @@
         <w:tab/>
       </w:r>
       <w:r>
+        <w:t xml:space="preserve">Problem </w:t>
+      </w:r>
+      <w:r>
         <w:rPr>
           <w:rFonts w:hint="eastAsia"/>
         </w:rPr>
-        <w:t xml:space="preserve">表格数据上的二阶导数近似</w:t>
-      </w:r>
-    </w:p>
-    <w:bookmarkStart w:id="45" w:name="题目陈述-2"/>
+        <w:t xml:space="preserve">3：表格数据上的二阶导数近似</w:t>
+      </w:r>
+    </w:p>
+    <w:p>
+      <w:pPr>
+        <w:pStyle w:val="FirstParagraph"/>
+      </w:pPr>
+      <w:r>
+        <w:rPr>
+          <w:rFonts w:hint="eastAsia"/>
+        </w:rPr>
+        <w:t xml:space="preserve">相关脚本：</w:t>
+      </w:r>
+    </w:p>
+    <w:p>
+      <w:pPr>
+        <w:pStyle w:val="Compact"/>
+        <w:numPr>
+          <w:ilvl w:val="0"/>
+          <w:numId w:val="1003"/>
+        </w:numPr>
+      </w:pPr>
+      <w:hyperlink r:id="rId50">
+        <w:r>
+          <w:rPr>
+            <w:rStyle w:val="Hyperlink"/>
+            <w:rFonts w:hint="eastAsia"/>
+          </w:rPr>
+          <w:t xml:space="preserve">本地</w:t>
+        </w:r>
+        <w:r>
+          <w:rPr>
+            <w:rStyle w:val="Hyperlink"/>
+          </w:rPr>
+          <w:t xml:space="preserve"> scripts/problem3.py</w:t>
+        </w:r>
+      </w:hyperlink>
+    </w:p>
+    <w:p>
+      <w:pPr>
+        <w:pStyle w:val="Compact"/>
+        <w:numPr>
+          <w:ilvl w:val="0"/>
+          <w:numId w:val="1003"/>
+        </w:numPr>
+      </w:pPr>
+      <w:hyperlink r:id="rId51">
+        <w:r>
+          <w:rPr>
+            <w:rStyle w:val="Hyperlink"/>
+          </w:rPr>
+          <w:t xml:space="preserve">GitHub scripts/problem3.py</w:t>
+        </w:r>
+      </w:hyperlink>
+    </w:p>
+    <w:bookmarkStart w:id="54" w:name="待求问题-2"/>
     <w:p>
       <w:pPr>
         <w:pStyle w:val="Heading2"/>
@@ -15635,7 +15848,7 @@
         <w:rPr>
           <w:rFonts w:hint="eastAsia"/>
         </w:rPr>
-        <w:t xml:space="preserve">题目陈述</w:t>
+        <w:t xml:space="preserve">待求问题</w:t>
       </w:r>
     </w:p>
     <w:p>
@@ -15770,7 +15983,7 @@
         <w:t xml:space="preserve">，再把结果与解析真值进行比较。</w:t>
       </w:r>
     </w:p>
-    <w:bookmarkStart w:id="43" w:name="a-6"/>
+    <w:bookmarkStart w:id="52" w:name="a-6"/>
     <w:p>
       <w:pPr>
         <w:pStyle w:val="Heading3"/>
@@ -15911,8 +16124,8 @@
         <w:t xml:space="preserve">时的误差变化。</w:t>
       </w:r>
     </w:p>
-    <w:bookmarkEnd w:id="43"/>
-    <w:bookmarkStart w:id="44" w:name="b-6"/>
+    <w:bookmarkEnd w:id="52"/>
+    <w:bookmarkStart w:id="53" w:name="b-6"/>
     <w:p>
       <w:pPr>
         <w:pStyle w:val="Heading3"/>
@@ -16007,9 +16220,9 @@
         <w:t xml:space="preserve">时误差会出现什么变化，并解释其原因。</w:t>
       </w:r>
     </w:p>
-    <w:bookmarkEnd w:id="44"/>
-    <w:bookmarkEnd w:id="45"/>
-    <w:bookmarkStart w:id="48" w:name="解决方案-2"/>
+    <w:bookmarkEnd w:id="53"/>
+    <w:bookmarkEnd w:id="54"/>
+    <w:bookmarkStart w:id="57" w:name="解决方式-2"/>
     <w:p>
       <w:pPr>
         <w:pStyle w:val="Heading2"/>
@@ -16027,10 +16240,10 @@
         <w:rPr>
           <w:rFonts w:hint="eastAsia"/>
         </w:rPr>
-        <w:t xml:space="preserve">解决方案</w:t>
-      </w:r>
-    </w:p>
-    <w:bookmarkStart w:id="46" w:name="a-7"/>
+        <w:t xml:space="preserve">解决方式</w:t>
+      </w:r>
+    </w:p>
+    <w:bookmarkStart w:id="55" w:name="a-7"/>
     <w:p>
       <w:pPr>
         <w:pStyle w:val="Heading3"/>
@@ -16874,8 +17087,8 @@
         <w:t xml:space="preserve">比较。</w:t>
       </w:r>
     </w:p>
-    <w:bookmarkEnd w:id="46"/>
-    <w:bookmarkStart w:id="47" w:name="b-7"/>
+    <w:bookmarkEnd w:id="55"/>
+    <w:bookmarkStart w:id="56" w:name="b-7"/>
     <w:p>
       <w:pPr>
         <w:pStyle w:val="Heading3"/>
@@ -16904,9 +17117,9 @@
         <w:t xml:space="preserve">与上一题相同，对全部模板做对数均匀步长扫描，以比较不同模板的最优误差区间与失稳阈值。</w:t>
       </w:r>
     </w:p>
-    <w:bookmarkEnd w:id="47"/>
-    <w:bookmarkEnd w:id="48"/>
-    <w:bookmarkStart w:id="54" w:name="问题答案-2"/>
+    <w:bookmarkEnd w:id="56"/>
+    <w:bookmarkEnd w:id="57"/>
+    <w:bookmarkStart w:id="63" w:name="问题答案-2"/>
     <w:p>
       <w:pPr>
         <w:pStyle w:val="Heading2"/>
@@ -16927,7 +17140,7 @@
         <w:t xml:space="preserve">问题答案</w:t>
       </w:r>
     </w:p>
-    <w:bookmarkStart w:id="52" w:name="a-8"/>
+    <w:bookmarkStart w:id="61" w:name="a-8"/>
     <w:p>
       <w:pPr>
         <w:pStyle w:val="Heading3"/>
@@ -17963,18 +18176,18 @@
           <wp:inline>
             <wp:extent cx="4907280" cy="3201982"/>
             <wp:effectExtent b="0" l="0" r="0" t="0"/>
-            <wp:docPr descr="Problem 3 error curves" title="" id="50" name="Picture"/>
+            <wp:docPr descr="Problem 3 error curves" title="" id="59" name="Picture"/>
             <a:graphic>
               <a:graphicData uri="http://schemas.openxmlformats.org/drawingml/2006/picture">
                 <pic:pic>
                   <pic:nvPicPr>
-                    <pic:cNvPr descr="../../result/problem3_error_curves.png" id="51" name="Picture"/>
+                    <pic:cNvPr descr="../../result/problem3_error_curves.png" id="60" name="Picture"/>
                     <pic:cNvPicPr>
                       <a:picLocks noChangeArrowheads="1" noChangeAspect="1"/>
                     </pic:cNvPicPr>
                   </pic:nvPicPr>
                   <pic:blipFill>
-                    <a:blip r:embed="rId49"/>
+                    <a:blip r:embed="rId58"/>
                     <a:stretch>
                       <a:fillRect/>
                     </a:stretch>
@@ -18009,8 +18222,8 @@
         <w:t xml:space="preserve">Problem 3 error curves</w:t>
       </w:r>
     </w:p>
-    <w:bookmarkEnd w:id="52"/>
-    <w:bookmarkStart w:id="53" w:name="b-8"/>
+    <w:bookmarkEnd w:id="61"/>
+    <w:bookmarkStart w:id="62" w:name="b-8"/>
     <w:p>
       <w:pPr>
         <w:pStyle w:val="Heading3"/>
@@ -18167,9 +18380,9 @@
         <w:t xml:space="preserve">量级。</w:t>
       </w:r>
     </w:p>
-    <w:bookmarkEnd w:id="53"/>
-    <w:bookmarkEnd w:id="54"/>
-    <w:bookmarkStart w:id="55" w:name="讨论和扩展-2"/>
+    <w:bookmarkEnd w:id="62"/>
+    <w:bookmarkEnd w:id="63"/>
+    <w:bookmarkStart w:id="64" w:name="分析-2"/>
     <w:p>
       <w:pPr>
         <w:pStyle w:val="Heading2"/>
@@ -18187,7 +18400,7 @@
         <w:rPr>
           <w:rFonts w:hint="eastAsia"/>
         </w:rPr>
-        <w:t xml:space="preserve">讨论和扩展</w:t>
+        <w:t xml:space="preserve">分析</w:t>
       </w:r>
     </w:p>
     <w:p>
@@ -18204,14 +18417,30 @@
         <w:t xml:space="preserve">再次表明，导数阶数越高，数值微分对步长的选择就越敏感。即使高阶中心模板仍然最优，其可稳定工作的最佳区间也会随着误差放大机制的增强而向更保守的步长移动。</w:t>
       </w:r>
     </w:p>
-    <w:bookmarkEnd w:id="55"/>
-    <w:bookmarkEnd w:id="56"/>
-    <w:bookmarkStart w:id="82" w:name="前向差分中的截断误差与舍入误差"/>
+    <w:bookmarkEnd w:id="64"/>
+    <w:bookmarkEnd w:id="65"/>
+    <w:bookmarkStart w:id="66" w:name="iv.-前向差分中的截断误差与舍入误差"/>
     <w:p>
       <w:pPr>
         <w:pStyle w:val="Heading1"/>
       </w:pPr>
       <w:r>
+        <w:t xml:space="preserve">IV. </w:t>
+      </w:r>
+      <w:r>
+        <w:rPr>
+          <w:rFonts w:hint="eastAsia"/>
+        </w:rPr>
+        <w:t xml:space="preserve">前向差分中的截断误差与舍入误差</w:t>
+      </w:r>
+    </w:p>
+    <w:bookmarkEnd w:id="66"/>
+    <w:bookmarkStart w:id="94" w:name="problem-4前向差分中的截断误差与舍入误差"/>
+    <w:p>
+      <w:pPr>
+        <w:pStyle w:val="Heading1"/>
+      </w:pPr>
+      <w:r>
         <w:rPr>
           <w:rStyle w:val="SectionNumber"/>
         </w:rPr>
@@ -18221,13 +18450,68 @@
         <w:tab/>
       </w:r>
       <w:r>
+        <w:t xml:space="preserve">Problem </w:t>
+      </w:r>
+      <w:r>
         <w:rPr>
           <w:rFonts w:hint="eastAsia"/>
         </w:rPr>
-        <w:t xml:space="preserve">前向差分中的截断误差与舍入误差</w:t>
-      </w:r>
-    </w:p>
-    <w:bookmarkStart w:id="61" w:name="题目陈述-3"/>
+        <w:t xml:space="preserve">4：前向差分中的截断误差与舍入误差</w:t>
+      </w:r>
+    </w:p>
+    <w:p>
+      <w:pPr>
+        <w:pStyle w:val="FirstParagraph"/>
+      </w:pPr>
+      <w:r>
+        <w:rPr>
+          <w:rFonts w:hint="eastAsia"/>
+        </w:rPr>
+        <w:t xml:space="preserve">相关脚本：</w:t>
+      </w:r>
+    </w:p>
+    <w:p>
+      <w:pPr>
+        <w:pStyle w:val="Compact"/>
+        <w:numPr>
+          <w:ilvl w:val="0"/>
+          <w:numId w:val="1004"/>
+        </w:numPr>
+      </w:pPr>
+      <w:hyperlink r:id="rId67">
+        <w:r>
+          <w:rPr>
+            <w:rStyle w:val="Hyperlink"/>
+            <w:rFonts w:hint="eastAsia"/>
+          </w:rPr>
+          <w:t xml:space="preserve">本地</w:t>
+        </w:r>
+        <w:r>
+          <w:rPr>
+            <w:rStyle w:val="Hyperlink"/>
+          </w:rPr>
+          <w:t xml:space="preserve"> scripts/problem4.py</w:t>
+        </w:r>
+      </w:hyperlink>
+    </w:p>
+    <w:p>
+      <w:pPr>
+        <w:pStyle w:val="Compact"/>
+        <w:numPr>
+          <w:ilvl w:val="0"/>
+          <w:numId w:val="1004"/>
+        </w:numPr>
+      </w:pPr>
+      <w:hyperlink r:id="rId68">
+        <w:r>
+          <w:rPr>
+            <w:rStyle w:val="Hyperlink"/>
+          </w:rPr>
+          <w:t xml:space="preserve">GitHub scripts/problem4.py</w:t>
+        </w:r>
+      </w:hyperlink>
+    </w:p>
+    <w:bookmarkStart w:id="73" w:name="待求问题-3"/>
     <w:p>
       <w:pPr>
         <w:pStyle w:val="Heading2"/>
@@ -18245,7 +18529,7 @@
         <w:rPr>
           <w:rFonts w:hint="eastAsia"/>
         </w:rPr>
-        <w:t xml:space="preserve">题目陈述</w:t>
+        <w:t xml:space="preserve">待求问题</w:t>
       </w:r>
     </w:p>
     <w:p>
@@ -18413,7 +18697,7 @@
         <w:t xml:space="preserve">足够小来获得数值近似；随后要求通过程序实验分析截断误差与舍入误差之间的竞争关系。</w:t>
       </w:r>
     </w:p>
-    <w:bookmarkStart w:id="57" w:name="a-9"/>
+    <w:bookmarkStart w:id="69" w:name="a-9"/>
     <w:p>
       <w:pPr>
         <w:pStyle w:val="Heading3"/>
@@ -18599,8 +18883,8 @@
         <w:t xml:space="preserve">，用前向差分计算并打印导数，与解析真值比较，并说明二者为什么不能完全一致。</w:t>
       </w:r>
     </w:p>
-    <w:bookmarkEnd w:id="57"/>
-    <w:bookmarkStart w:id="58" w:name="b-9"/>
+    <w:bookmarkEnd w:id="69"/>
+    <w:bookmarkStart w:id="70" w:name="b-9"/>
     <w:p>
       <w:pPr>
         <w:pStyle w:val="Heading3"/>
@@ -18888,8 +19172,8 @@
         <w:t xml:space="preserve">先减小，精度先提高，但继续减小时精度又会变差，并要求解释这一现象。</w:t>
       </w:r>
     </w:p>
-    <w:bookmarkEnd w:id="58"/>
-    <w:bookmarkStart w:id="59" w:name="c-3"/>
+    <w:bookmarkEnd w:id="70"/>
+    <w:bookmarkStart w:id="71" w:name="c-3"/>
     <w:p>
       <w:pPr>
         <w:pStyle w:val="Heading3"/>
@@ -19126,8 +19410,8 @@
         <w:t xml:space="preserve">进行比较。</w:t>
       </w:r>
     </w:p>
-    <w:bookmarkEnd w:id="59"/>
-    <w:bookmarkStart w:id="60" w:name="d-3"/>
+    <w:bookmarkEnd w:id="71"/>
+    <w:bookmarkStart w:id="72" w:name="d-3"/>
     <w:p>
       <w:pPr>
         <w:pStyle w:val="Heading3"/>
@@ -19183,9 +19467,9 @@
         <w:t xml:space="preserve">，并判断其是否与实验结果一致。</w:t>
       </w:r>
     </w:p>
-    <w:bookmarkEnd w:id="60"/>
-    <w:bookmarkEnd w:id="61"/>
-    <w:bookmarkStart w:id="66" w:name="解决方案-3"/>
+    <w:bookmarkEnd w:id="72"/>
+    <w:bookmarkEnd w:id="73"/>
+    <w:bookmarkStart w:id="78" w:name="解决方式-3"/>
     <w:p>
       <w:pPr>
         <w:pStyle w:val="Heading2"/>
@@ -19203,10 +19487,10 @@
         <w:rPr>
           <w:rFonts w:hint="eastAsia"/>
         </w:rPr>
-        <w:t xml:space="preserve">解决方案</w:t>
-      </w:r>
-    </w:p>
-    <w:bookmarkStart w:id="62" w:name="a-10"/>
+        <w:t xml:space="preserve">解决方式</w:t>
+      </w:r>
+    </w:p>
+    <w:bookmarkStart w:id="74" w:name="a-10"/>
     <w:p>
       <w:pPr>
         <w:pStyle w:val="Heading3"/>
@@ -19534,8 +19818,8 @@
         <w:t xml:space="preserve">。</w:t>
       </w:r>
     </w:p>
-    <w:bookmarkEnd w:id="62"/>
-    <w:bookmarkStart w:id="63" w:name="b-10"/>
+    <w:bookmarkEnd w:id="74"/>
+    <w:bookmarkStart w:id="75" w:name="b-10"/>
     <w:p>
       <w:pPr>
         <w:pStyle w:val="Heading3"/>
@@ -19581,8 +19865,8 @@
         <w:t xml:space="preserve">值逐一代入前向差分，记录近似值与绝对误差。</w:t>
       </w:r>
     </w:p>
-    <w:bookmarkEnd w:id="63"/>
-    <w:bookmarkStart w:id="64" w:name="c-4"/>
+    <w:bookmarkEnd w:id="75"/>
+    <w:bookmarkStart w:id="76" w:name="c-4"/>
     <w:p>
       <w:pPr>
         <w:pStyle w:val="Heading3"/>
@@ -20073,8 +20357,8 @@
         <w:t xml:space="preserve">作为扩展比较，再把二点向后、三点向前、三点向后、三点中心与五点中心这些一阶差分模板也纳入同一组步长扫描，以比较不同模板在截断误差与舍入误差共同作用下的最佳步长与最佳精度。</w:t>
       </w:r>
     </w:p>
-    <w:bookmarkEnd w:id="64"/>
-    <w:bookmarkStart w:id="65" w:name="d-4"/>
+    <w:bookmarkEnd w:id="76"/>
+    <w:bookmarkStart w:id="77" w:name="d-4"/>
     <w:p>
       <w:pPr>
         <w:pStyle w:val="Heading3"/>
@@ -20299,9 +20583,9 @@
         </m:oMath>
       </m:oMathPara>
     </w:p>
-    <w:bookmarkEnd w:id="65"/>
-    <w:bookmarkEnd w:id="66"/>
-    <w:bookmarkStart w:id="80" w:name="问题答案-3"/>
+    <w:bookmarkEnd w:id="77"/>
+    <w:bookmarkEnd w:id="78"/>
+    <w:bookmarkStart w:id="92" w:name="问题答案-3"/>
     <w:p>
       <w:pPr>
         <w:pStyle w:val="Heading2"/>
@@ -20322,7 +20606,7 @@
         <w:t xml:space="preserve">问题答案</w:t>
       </w:r>
     </w:p>
-    <w:bookmarkStart w:id="67" w:name="a-11"/>
+    <w:bookmarkStart w:id="79" w:name="a-11"/>
     <w:p>
       <w:pPr>
         <w:pStyle w:val="Heading3"/>
@@ -20894,8 +21178,8 @@
         <w:t xml:space="preserve">同阶。</w:t>
       </w:r>
     </w:p>
-    <w:bookmarkEnd w:id="67"/>
-    <w:bookmarkStart w:id="71" w:name="b-11"/>
+    <w:bookmarkEnd w:id="79"/>
+    <w:bookmarkStart w:id="83" w:name="b-11"/>
     <w:p>
       <w:pPr>
         <w:pStyle w:val="Heading3"/>
@@ -21580,18 +21864,18 @@
           <wp:inline>
             <wp:extent cx="4693920" cy="3062765"/>
             <wp:effectExtent b="0" l="0" r="0" t="0"/>
-            <wp:docPr descr="Problem 4 part (b)" title="" id="69" name="Picture"/>
+            <wp:docPr descr="Problem 4 part (b)" title="" id="81" name="Picture"/>
             <a:graphic>
               <a:graphicData uri="http://schemas.openxmlformats.org/drawingml/2006/picture">
                 <pic:pic>
                   <pic:nvPicPr>
-                    <pic:cNvPr descr="../../result/problem4_partb_error.png" id="70" name="Picture"/>
+                    <pic:cNvPr descr="../../result/problem4_partb_error.png" id="82" name="Picture"/>
                     <pic:cNvPicPr>
                       <a:picLocks noChangeArrowheads="1" noChangeAspect="1"/>
                     </pic:cNvPicPr>
                   </pic:nvPicPr>
                   <pic:blipFill>
-                    <a:blip r:embed="rId68"/>
+                    <a:blip r:embed="rId80"/>
                     <a:stretch>
                       <a:fillRect/>
                     </a:stretch>
@@ -21626,8 +21910,8 @@
         <w:t xml:space="preserve">Problem 4 part (b)</w:t>
       </w:r>
     </w:p>
-    <w:bookmarkEnd w:id="71"/>
-    <w:bookmarkStart w:id="78" w:name="c-5"/>
+    <w:bookmarkEnd w:id="83"/>
+    <w:bookmarkStart w:id="90" w:name="c-5"/>
     <w:p>
       <w:pPr>
         <w:pStyle w:val="Heading3"/>
@@ -21747,18 +22031,18 @@
           <wp:inline>
             <wp:extent cx="4693920" cy="3062765"/>
             <wp:effectExtent b="0" l="0" r="0" t="0"/>
-            <wp:docPr descr="Problem 4 part (c)" title="" id="73" name="Picture"/>
+            <wp:docPr descr="Problem 4 part (c)" title="" id="85" name="Picture"/>
             <a:graphic>
               <a:graphicData uri="http://schemas.openxmlformats.org/drawingml/2006/picture">
                 <pic:pic>
                   <pic:nvPicPr>
-                    <pic:cNvPr descr="../../result/problem4_partc_error_model.png" id="74" name="Picture"/>
+                    <pic:cNvPr descr="../../result/problem4_partc_error_model.png" id="86" name="Picture"/>
                     <pic:cNvPicPr>
                       <a:picLocks noChangeArrowheads="1" noChangeAspect="1"/>
                     </pic:cNvPicPr>
                   </pic:nvPicPr>
                   <pic:blipFill>
-                    <a:blip r:embed="rId72"/>
+                    <a:blip r:embed="rId84"/>
                     <a:stretch>
                       <a:fillRect/>
                     </a:stretch>
@@ -21937,18 +22221,18 @@
           <wp:inline>
             <wp:extent cx="4693920" cy="3062765"/>
             <wp:effectExtent b="0" l="0" r="0" t="0"/>
-            <wp:docPr descr="Problem 4 part (c) templates" title="" id="76" name="Picture"/>
+            <wp:docPr descr="Problem 4 part (c) templates" title="" id="88" name="Picture"/>
             <a:graphic>
               <a:graphicData uri="http://schemas.openxmlformats.org/drawingml/2006/picture">
                 <pic:pic>
                   <pic:nvPicPr>
-                    <pic:cNvPr descr="../../result/problem4_partc_template_comparison.png" id="77" name="Picture"/>
+                    <pic:cNvPr descr="../../result/problem4_partc_template_comparison.png" id="89" name="Picture"/>
                     <pic:cNvPicPr>
                       <a:picLocks noChangeArrowheads="1" noChangeAspect="1"/>
                     </pic:cNvPicPr>
                   </pic:nvPicPr>
                   <pic:blipFill>
-                    <a:blip r:embed="rId75"/>
+                    <a:blip r:embed="rId87"/>
                     <a:stretch>
                       <a:fillRect/>
                     </a:stretch>
@@ -22517,8 +22801,8 @@
         <w:t xml:space="preserve">的更稳定区间，因此最终误差已经接近双精度舍入极限。</w:t>
       </w:r>
     </w:p>
-    <w:bookmarkEnd w:id="78"/>
-    <w:bookmarkStart w:id="79" w:name="d-5"/>
+    <w:bookmarkEnd w:id="90"/>
+    <w:bookmarkStart w:id="91" w:name="d-5"/>
     <w:p>
       <w:pPr>
         <w:pStyle w:val="Heading3"/>
@@ -23219,9 +23503,9 @@
         <w:t xml:space="preserve">中不同模板谷底位置的变化规律一致。</w:t>
       </w:r>
     </w:p>
-    <w:bookmarkEnd w:id="79"/>
-    <w:bookmarkEnd w:id="80"/>
-    <w:bookmarkStart w:id="81" w:name="讨论和扩展-3"/>
+    <w:bookmarkEnd w:id="91"/>
+    <w:bookmarkEnd w:id="92"/>
+    <w:bookmarkStart w:id="93" w:name="分析-3"/>
     <w:p>
       <w:pPr>
         <w:pStyle w:val="Heading2"/>
@@ -23239,7 +23523,7 @@
         <w:rPr>
           <w:rFonts w:hint="eastAsia"/>
         </w:rPr>
-        <w:t xml:space="preserve">讨论和扩展</w:t>
+        <w:t xml:space="preserve">分析</w:t>
       </w:r>
     </w:p>
     <w:p>
@@ -23460,27 +23744,18 @@
         <w:t xml:space="preserve">的谷底位置一致，说明总误差模型不仅能解释实验现象，而且能够直接预测前向差分的最佳步长。进一步比较其余模板后还可看出，高阶中心公式虽然需要更宽的模板，但它们显著降低了截断误差，因此能在更大的最优步长附近达到更高精度，这正是五点中心公式优于其余模板的根本原因。</w:t>
       </w:r>
     </w:p>
-    <w:bookmarkEnd w:id="81"/>
-    <w:bookmarkEnd w:id="82"/>
-    <w:bookmarkStart w:id="83" w:name="原始输出位置"/>
+    <w:bookmarkEnd w:id="93"/>
+    <w:bookmarkEnd w:id="94"/>
+    <w:bookmarkStart w:id="95" w:name="附录原始输出位置"/>
     <w:p>
       <w:pPr>
         <w:pStyle w:val="Heading1"/>
       </w:pPr>
       <w:r>
         <w:rPr>
-          <w:rStyle w:val="SectionNumber"/>
-        </w:rPr>
-        <w:t xml:space="preserve">5</w:t>
-      </w:r>
-      <w:r>
-        <w:tab/>
-      </w:r>
-      <w:r>
-        <w:rPr>
           <w:rFonts w:hint="eastAsia"/>
         </w:rPr>
-        <w:t xml:space="preserve">原始输出位置</w:t>
+        <w:t xml:space="preserve">附录：原始输出位置</w:t>
       </w:r>
     </w:p>
     <w:p>
@@ -23488,7 +23763,7 @@
         <w:pStyle w:val="Compact"/>
         <w:numPr>
           <w:ilvl w:val="0"/>
-          <w:numId w:val="1001"/>
+          <w:numId w:val="1005"/>
         </w:numPr>
       </w:pPr>
       <w:r>
@@ -23503,7 +23778,7 @@
         <w:pStyle w:val="Compact"/>
         <w:numPr>
           <w:ilvl w:val="0"/>
-          <w:numId w:val="1001"/>
+          <w:numId w:val="1005"/>
         </w:numPr>
       </w:pPr>
       <w:r>
@@ -23518,7 +23793,7 @@
         <w:pStyle w:val="Compact"/>
         <w:numPr>
           <w:ilvl w:val="0"/>
-          <w:numId w:val="1001"/>
+          <w:numId w:val="1005"/>
         </w:numPr>
       </w:pPr>
       <w:r>
@@ -23533,7 +23808,7 @@
         <w:pStyle w:val="Compact"/>
         <w:numPr>
           <w:ilvl w:val="0"/>
-          <w:numId w:val="1001"/>
+          <w:numId w:val="1005"/>
         </w:numPr>
       </w:pPr>
       <w:r>
@@ -23548,7 +23823,7 @@
         <w:pStyle w:val="Compact"/>
         <w:numPr>
           <w:ilvl w:val="0"/>
-          <w:numId w:val="1001"/>
+          <w:numId w:val="1005"/>
         </w:numPr>
       </w:pPr>
       <w:r>
@@ -23563,7 +23838,7 @@
         <w:pStyle w:val="Compact"/>
         <w:numPr>
           <w:ilvl w:val="0"/>
-          <w:numId w:val="1001"/>
+          <w:numId w:val="1005"/>
         </w:numPr>
       </w:pPr>
       <w:r>
@@ -23578,7 +23853,7 @@
         <w:pStyle w:val="Compact"/>
         <w:numPr>
           <w:ilvl w:val="0"/>
-          <w:numId w:val="1001"/>
+          <w:numId w:val="1005"/>
         </w:numPr>
       </w:pPr>
       <w:r>
@@ -23593,7 +23868,7 @@
         <w:pStyle w:val="Compact"/>
         <w:numPr>
           <w:ilvl w:val="0"/>
-          <w:numId w:val="1001"/>
+          <w:numId w:val="1005"/>
         </w:numPr>
       </w:pPr>
       <w:r>
@@ -23608,7 +23883,7 @@
         <w:pStyle w:val="Compact"/>
         <w:numPr>
           <w:ilvl w:val="0"/>
-          <w:numId w:val="1001"/>
+          <w:numId w:val="1005"/>
         </w:numPr>
       </w:pPr>
       <w:r>
@@ -23623,7 +23898,7 @@
         <w:pStyle w:val="Compact"/>
         <w:numPr>
           <w:ilvl w:val="0"/>
-          <w:numId w:val="1001"/>
+          <w:numId w:val="1005"/>
         </w:numPr>
       </w:pPr>
       <w:r>
@@ -23638,7 +23913,7 @@
         <w:pStyle w:val="Compact"/>
         <w:numPr>
           <w:ilvl w:val="0"/>
-          <w:numId w:val="1001"/>
+          <w:numId w:val="1005"/>
         </w:numPr>
       </w:pPr>
       <w:r>
@@ -23653,7 +23928,7 @@
         <w:pStyle w:val="Compact"/>
         <w:numPr>
           <w:ilvl w:val="0"/>
-          <w:numId w:val="1001"/>
+          <w:numId w:val="1005"/>
         </w:numPr>
       </w:pPr>
       <w:r>
@@ -23668,7 +23943,7 @@
         <w:pStyle w:val="Compact"/>
         <w:numPr>
           <w:ilvl w:val="0"/>
-          <w:numId w:val="1001"/>
+          <w:numId w:val="1005"/>
         </w:numPr>
       </w:pPr>
       <w:r>
@@ -23683,7 +23958,7 @@
         <w:pStyle w:val="Compact"/>
         <w:numPr>
           <w:ilvl w:val="0"/>
-          <w:numId w:val="1001"/>
+          <w:numId w:val="1005"/>
         </w:numPr>
       </w:pPr>
       <w:r>
@@ -23698,7 +23973,7 @@
         <w:pStyle w:val="Compact"/>
         <w:numPr>
           <w:ilvl w:val="0"/>
-          <w:numId w:val="1001"/>
+          <w:numId w:val="1005"/>
         </w:numPr>
       </w:pPr>
       <w:r>
@@ -23713,7 +23988,7 @@
         <w:pStyle w:val="Compact"/>
         <w:numPr>
           <w:ilvl w:val="0"/>
-          <w:numId w:val="1001"/>
+          <w:numId w:val="1005"/>
         </w:numPr>
       </w:pPr>
       <w:r>
@@ -23728,7 +24003,7 @@
         <w:pStyle w:val="Compact"/>
         <w:numPr>
           <w:ilvl w:val="0"/>
-          <w:numId w:val="1001"/>
+          <w:numId w:val="1005"/>
         </w:numPr>
       </w:pPr>
       <w:r>
@@ -23743,7 +24018,7 @@
         <w:pStyle w:val="Compact"/>
         <w:numPr>
           <w:ilvl w:val="0"/>
-          <w:numId w:val="1001"/>
+          <w:numId w:val="1005"/>
         </w:numPr>
       </w:pPr>
       <w:r>
@@ -23753,7 +24028,7 @@
         <w:t xml:space="preserve">result/temp-02.log</w:t>
       </w:r>
     </w:p>
-    <w:bookmarkEnd w:id="83"/>
+    <w:bookmarkEnd w:id="95"/>
     <w:sectPr>
       <w:footnotePr>
         <w:numRestart w:val="eachSect"/>
@@ -23971,6 +24246,18 @@
     <w:abstractNumId w:val="990"/>
   </w:num>
   <w:num w:numId="1001">
+    <w:abstractNumId w:val="991"/>
+  </w:num>
+  <w:num w:numId="1002">
+    <w:abstractNumId w:val="991"/>
+  </w:num>
+  <w:num w:numId="1003">
+    <w:abstractNumId w:val="991"/>
+  </w:num>
+  <w:num w:numId="1004">
+    <w:abstractNumId w:val="991"/>
+  </w:num>
+  <w:num w:numId="1005">
     <w:abstractNumId w:val="991"/>
   </w:num>
 </w:numbering>
